--- a/docs/feeding-nimo-developer-guide.docx
+++ b/docs/feeding-nimo-developer-guide.docx
@@ -146,7 +146,7 @@
           </w:tcPr>
           <w:p>
             <w:r>
-              <w:t xml:space="preserve">https://aqua-watch-backend.vercel.app</w:t>
+              <w:t xml:space="preserve">https://feeding-nimo.vercel.app</w:t>
             </w:r>
           </w:p>
         </w:tc>
@@ -2498,7 +2498,7 @@
         </w:numPr>
       </w:pPr>
       <w:r>
-        <w:t xml:space="preserve">Verify with: curl https://aqua-watch-backend.vercel.app/api/readings?device_id=esp32-001</w:t>
+        <w:t xml:space="preserve">Verify with: curl https://feeding-nimo.vercel.app/api/readings?device_id=esp32-001</w:t>
       </w:r>
     </w:p>
     <w:p>
